--- a/b3/b3ss16.docx
+++ b/b3/b3ss16.docx
@@ -795,6 +795,8 @@
     </w:tbl>
     <w:p/>
     <w:p>
+      <w:bookmarkStart w:id="0" w:name="_GoBack"/>
+      <w:bookmarkEnd w:id="0"/>
       <w:r>
         <w:pict>
           <v:shapetype id="_x0000_t75" coordsize="21600,21600" o:spt="75" o:preferrelative="t" path="m@4@5l@4@11@9@11@9@5xe" filled="f" stroked="f">
@@ -816,8 +818,8 @@
             <v:path o:extrusionok="f" gradientshapeok="t" o:connecttype="rect"/>
             <o:lock v:ext="edit" aspectratio="t"/>
           </v:shapetype>
-          <v:shape id="_x0000_i1027" type="#_x0000_t75" style="width:467.45pt;height:91.1pt">
-            <v:imagedata r:id="rId4" o:title="b3ss16.drawio"/>
+          <v:shape id="_x0000_i1029" type="#_x0000_t75" style="width:467.45pt;height:162.55pt">
+            <v:imagedata r:id="rId5" o:title="b3ss16.drawio"/>
           </v:shape>
         </w:pict>
       </w:r>
@@ -1621,8 +1623,6 @@
         </w:rPr>
         <w:t xml:space="preserve">Nên tách thành 2 bảng với bảng CanHo(MaCH,DienTich) và bảng KhuVuc(MaKhuVuc,TenKhuVuc) </w:t>
       </w:r>
-      <w:bookmarkStart w:id="0" w:name="_GoBack"/>
-      <w:bookmarkEnd w:id="0"/>
     </w:p>
     <w:sectPr>
       <w:pgSz w:w="12240" w:h="15840"/>
@@ -2344,4 +2344,16 @@
     </a:ext>
   </a:extLst>
 </a:theme>
+</file>
+
+<file path=customXml/item1.xml><?xml version="1.0" encoding="utf-8"?>
+<b:Sources xmlns:b="http://schemas.openxmlformats.org/officeDocument/2006/bibliography" xmlns="http://schemas.openxmlformats.org/officeDocument/2006/bibliography" SelectedStyle="\APASixthEditionOfficeOnline.xsl" StyleName="APA" Version="6"/>
+</file>
+
+<file path=customXml/itemProps1.xml><?xml version="1.0" encoding="utf-8"?>
+<ds:datastoreItem xmlns:ds="http://schemas.openxmlformats.org/officeDocument/2006/customXml" ds:itemID="{81897386-4768-47E3-8FB1-0F6D56D36DBE}">
+  <ds:schemaRefs>
+    <ds:schemaRef ds:uri="http://schemas.openxmlformats.org/officeDocument/2006/bibliography"/>
+  </ds:schemaRefs>
+</ds:datastoreItem>
 </file>